--- a/COBIT-2019/CSW-COBIT-Compliance-Report.docx
+++ b/COBIT-2019/CSW-COBIT-Compliance-Report.docx
@@ -171,6 +171,62 @@
     </w:p>
     <w:bookmarkEnd w:id="11"/>
     <w:bookmarkStart w:id="12" w:name="executive-summary"/>
+    <w:p>
+      <w:pPr>
+        <w:pStyle w:val="Heading2"/>
+      </w:pPr>
+      <w:r>
+        <w:t>How to read the coverage words</w:t>
+      </w:r>
+    </w:p>
+    <w:p>
+      <w:pPr/>
+      <w:r>
+        <w:rPr>
+          <w:b/>
+        </w:rPr>
+        <w:t>Full Coverage</w:t>
+      </w:r>
+      <w:r>
+        <w:t xml:space="preserve"> on the older reports means Secure Workload can produce that row's artifact. It does not mean the control is met.</w:t>
+      </w:r>
+    </w:p>
+    <w:p>
+      <w:pPr/>
+      <w:r>
+        <w:rPr>
+          <w:b/>
+        </w:rPr>
+        <w:t>Partial Coverage</w:t>
+      </w:r>
+      <w:r>
+        <w:t xml:space="preserve"> means file that export next to another control.</w:t>
+      </w:r>
+    </w:p>
+    <w:p>
+      <w:pPr/>
+      <w:r>
+        <w:rPr>
+          <w:b/>
+        </w:rPr>
+        <w:t>Evidence Required</w:t>
+      </w:r>
+      <w:r>
+        <w:t xml:space="preserve"> means Secure Workload has no record. The customer files the contract, the analysis, or the HR or physical-security evidence.</w:t>
+      </w:r>
+    </w:p>
+    <w:p>
+      <w:pPr/>
+      <w:r>
+        <w:rPr>
+          <w:b/>
+        </w:rPr>
+        <w:t>Direct, Supporting, and Out of scope</w:t>
+      </w:r>
+      <w:r>
+        <w:t xml:space="preserve"> on the newer reports are the same idea in different words. Direct is still evidence, not a pass.</w:t>
+      </w:r>
+    </w:p>
     <w:p>
       <w:pPr>
         <w:pStyle w:val="Heading2"/>

--- a/COBIT-2019/CSW-COBIT-Compliance-Report.docx
+++ b/COBIT-2019/CSW-COBIT-Compliance-Report.docx
@@ -10,7 +10,7 @@
         <w:t xml:space="preserve">Cisco Secure Workload - COBIT 2019 Compliance Report</w:t>
       </w:r>
     </w:p>
-    <w:bookmarkStart w:id="22" w:name="X7f50ce06e6d52ad008b51243c81cdd4a651adb3"/>
+    <w:bookmarkStart w:id="23" w:name="X7f50ce06e6d52ad008b51243c81cdd4a651adb3"/>
     <w:p>
       <w:pPr>
         <w:pStyle w:val="Heading1"/>
@@ -170,63 +170,103 @@
       </w:r>
     </w:p>
     <w:bookmarkEnd w:id="11"/>
-    <w:bookmarkStart w:id="12" w:name="executive-summary"/>
+    <w:bookmarkStart w:id="12" w:name="how-to-read-the-coverage-column"/>
     <w:p>
       <w:pPr>
         <w:pStyle w:val="Heading2"/>
       </w:pPr>
       <w:r>
-        <w:t>How to read the coverage words</w:t>
-      </w:r>
-    </w:p>
-    <w:p>
-      <w:pPr/>
+        <w:t xml:space="preserve">How to read the Coverage column</w:t>
+      </w:r>
+    </w:p>
+    <w:p>
+      <w:pPr>
+        <w:pStyle w:val="FirstParagraph"/>
+      </w:pPr>
+      <w:r>
+        <w:t xml:space="preserve">Every report in this set uses the same three coverage words. Coverage describes</w:t>
+      </w:r>
+      <w:r>
+        <w:t xml:space="preserve"> </w:t>
+      </w:r>
       <w:r>
         <w:rPr>
           <w:b/>
+          <w:bCs/>
         </w:rPr>
-        <w:t>Full Coverage</w:t>
-      </w:r>
-      <w:r>
-        <w:t xml:space="preserve"> on the older reports means Secure Workload can produce that row's artifact. It does not mean the control is met.</w:t>
-      </w:r>
-    </w:p>
-    <w:p>
-      <w:pPr/>
+        <w:t xml:space="preserve">what evidence CSW produces</w:t>
+      </w:r>
+      <w:r>
+        <w:t xml:space="preserve"> </w:t>
+      </w:r>
+      <w:r>
+        <w:t xml:space="preserve">for a topic — it never means the control is passed.</w:t>
+      </w:r>
+    </w:p>
+    <w:p>
+      <w:pPr>
+        <w:pStyle w:val="BodyText"/>
+      </w:pPr>
       <w:r>
         <w:rPr>
           <w:b/>
+          <w:bCs/>
         </w:rPr>
-        <w:t>Partial Coverage</w:t>
-      </w:r>
-      <w:r>
-        <w:t xml:space="preserve"> means file that export next to another control.</w:t>
-      </w:r>
-    </w:p>
-    <w:p>
-      <w:pPr/>
+        <w:t xml:space="preserve">Direct</w:t>
+      </w:r>
+      <w:r>
+        <w:t xml:space="preserve"> </w:t>
+      </w:r>
+      <w:r>
+        <w:t xml:space="preserve">— Secure Workload produces the primary evidence artifact for that topic (segmentation, policy, flow/process telemetry, inventory, vulnerability + reachability, forensic reconstruction). Direct is still evidence, not an attestation.</w:t>
+      </w:r>
+    </w:p>
+    <w:p>
+      <w:pPr>
+        <w:pStyle w:val="BodyText"/>
+      </w:pPr>
       <w:r>
         <w:rPr>
           <w:b/>
+          <w:bCs/>
         </w:rPr>
-        <w:t>Evidence Required</w:t>
-      </w:r>
-      <w:r>
-        <w:t xml:space="preserve"> means Secure Workload has no record. The customer files the contract, the analysis, or the HR or physical-security evidence.</w:t>
-      </w:r>
-    </w:p>
-    <w:p>
-      <w:pPr/>
+        <w:t xml:space="preserve">Supporting</w:t>
+      </w:r>
+      <w:r>
+        <w:t xml:space="preserve"> </w:t>
+      </w:r>
+      <w:r>
+        <w:t xml:space="preserve">— Secure Workload contributes an input that feeds or complements another control, tool, or process (e.g. detection input only, reconciled against an external register, one log source among several).</w:t>
+      </w:r>
+    </w:p>
+    <w:p>
+      <w:pPr>
+        <w:pStyle w:val="BodyText"/>
+      </w:pPr>
       <w:r>
         <w:rPr>
           <w:b/>
+          <w:bCs/>
         </w:rPr>
-        <w:t>Direct, Supporting, and Out of scope</w:t>
-      </w:r>
-      <w:r>
-        <w:t xml:space="preserve"> on the newer reports are the same idea in different words. Direct is still evidence, not a pass.</w:t>
-      </w:r>
-    </w:p>
+        <w:t xml:space="preserve">Evidence Required</w:t>
+      </w:r>
+      <w:r>
+        <w:t xml:space="preserve"> </w:t>
+      </w:r>
+      <w:r>
+        <w:t xml:space="preserve">— Secure Workload has no record for this topic. The customer supplies the contract, the analysis, or the HR / physical-security evidence from another control.</w:t>
+      </w:r>
+    </w:p>
+    <w:p>
+      <w:pPr>
+        <w:pStyle w:val="BlockText"/>
+      </w:pPr>
+      <w:r>
+        <w:t xml:space="preserve">The Coverage ratings in the topic map below are machine-derived from each row’s wording and are flagged for SE review before customer use.</w:t>
+      </w:r>
+    </w:p>
+    <w:bookmarkEnd w:id="12"/>
+    <w:bookmarkStart w:id="13" w:name="executive-summary"/>
     <w:p>
       <w:pPr>
         <w:pStyle w:val="Heading2"/>
@@ -287,8 +327,8 @@
         <w:t xml:space="preserve">a control attestation.</w:t>
       </w:r>
     </w:p>
-    <w:bookmarkEnd w:id="12"/>
-    <w:bookmarkStart w:id="13" w:name="suggested-csw-scope-pattern"/>
+    <w:bookmarkEnd w:id="13"/>
+    <w:bookmarkStart w:id="14" w:name="suggested-csw-scope-pattern"/>
     <w:p>
       <w:pPr>
         <w:pStyle w:val="Heading2"/>
@@ -325,8 +365,8 @@
         <w:t xml:space="preserve">This scope pattern should be validated with the customer’s architecture, application owners, compliance team, and assessor before it is used for formal evidence.</w:t>
       </w:r>
     </w:p>
-    <w:bookmarkEnd w:id="13"/>
-    <w:bookmarkStart w:id="14" w:name="in-scope-for-csw-evidence"/>
+    <w:bookmarkEnd w:id="14"/>
+    <w:bookmarkStart w:id="15" w:name="in-scope-for-csw-evidence"/>
     <w:p>
       <w:pPr>
         <w:pStyle w:val="Heading2"/>
@@ -419,8 +459,8 @@
         <w:t xml:space="preserve">BAI10.01 - Establish and maintain a configuration model (workspace baseline)</w:t>
       </w:r>
     </w:p>
-    <w:bookmarkEnd w:id="14"/>
-    <w:bookmarkStart w:id="15" w:name="Xaed999129ed4b1f11f99b5af2968248bad86dd6"/>
+    <w:bookmarkEnd w:id="15"/>
+    <w:bookmarkStart w:id="16" w:name="Xaed999129ed4b1f11f99b5af2968248bad86dd6"/>
     <w:p>
       <w:pPr>
         <w:pStyle w:val="Heading2"/>
@@ -489,8 +529,8 @@
         <w:t xml:space="preserve">MEA02-04 (system of internal control, compliance with external requirements, assurance)</w:t>
       </w:r>
     </w:p>
-    <w:bookmarkEnd w:id="15"/>
-    <w:bookmarkStart w:id="16" w:name="framework-topic-csw-capability-map"/>
+    <w:bookmarkEnd w:id="16"/>
+    <w:bookmarkStart w:id="17" w:name="framework-topic-csw-capability-map"/>
     <w:p>
       <w:pPr>
         <w:pStyle w:val="Heading2"/>
@@ -505,285 +545,14 @@
         <w:tblW w:type="pct" w:w="5000"/>
         <w:tblLayout w:type="fixed"/>
         <w:tblLook w:firstRow="1" w:lastRow="0" w:firstColumn="0" w:lastColumn="0" w:noHBand="0" w:noVBand="0" w:val="0020"/>
-      </w:tblPr>
-      <w:tblGrid>
-        <w:gridCol w:w="2640"/>
-        <w:gridCol w:w="2640"/>
-        <w:gridCol w:w="2640"/>
-      </w:tblGrid>
-      <w:tr>
-        <w:trPr>
-          <w:tblHeader w:val="on"/>
-        </w:trPr>
-        <w:tc>
-          <w:tcPr/>
-          <w:p>
-            <w:pPr>
-              <w:pStyle w:val="Compact"/>
-            </w:pPr>
-            <w:r>
-              <w:t xml:space="preserve">Framework topic</w:t>
-            </w:r>
-          </w:p>
-        </w:tc>
-        <w:tc>
-          <w:tcPr/>
-          <w:p>
-            <w:pPr>
-              <w:pStyle w:val="Compact"/>
-            </w:pPr>
-            <w:r>
-              <w:t xml:space="preserve">CSW capability</w:t>
-            </w:r>
-          </w:p>
-        </w:tc>
-        <w:tc>
-          <w:tcPr/>
-          <w:p>
-            <w:pPr>
-              <w:pStyle w:val="Compact"/>
-            </w:pPr>
-            <w:r>
-              <w:t xml:space="preserve">Evidence artifact</w:t>
-            </w:r>
-          </w:p>
-        </w:tc>
-      </w:tr>
-      <w:tr>
-        <w:tc>
-          <w:tcPr/>
-          <w:p>
-            <w:pPr>
-              <w:pStyle w:val="Compact"/>
-            </w:pPr>
-            <w:r>
-              <w:t xml:space="preserve">DSS05.02 - Network and connectivity security</w:t>
-            </w:r>
-          </w:p>
-        </w:tc>
-        <w:tc>
-          <w:tcPr/>
-          <w:p>
-            <w:pPr>
-              <w:pStyle w:val="Compact"/>
-            </w:pPr>
-            <w:r>
-              <w:t xml:space="preserve">Policy workspace + workload-to-workload allowlist</w:t>
-            </w:r>
-          </w:p>
-        </w:tc>
-        <w:tc>
-          <w:tcPr/>
-          <w:p>
-            <w:pPr>
-              <w:pStyle w:val="Compact"/>
-            </w:pPr>
-            <w:r>
-              <w:t xml:space="preserve">Workspace snapshot + observed-vs-approved flow comparison</w:t>
-            </w:r>
-          </w:p>
-        </w:tc>
-      </w:tr>
-      <w:tr>
-        <w:tc>
-          <w:tcPr/>
-          <w:p>
-            <w:pPr>
-              <w:pStyle w:val="Compact"/>
-            </w:pPr>
-            <w:r>
-              <w:t xml:space="preserve">DSS05.07 - Vulnerability management</w:t>
-            </w:r>
-          </w:p>
-        </w:tc>
-        <w:tc>
-          <w:tcPr/>
-          <w:p>
-            <w:pPr>
-              <w:pStyle w:val="Compact"/>
-            </w:pPr>
-            <w:r>
-              <w:t xml:space="preserve">Reachability-weighted CVE evidence</w:t>
-            </w:r>
-          </w:p>
-        </w:tc>
-        <w:tc>
-          <w:tcPr/>
-          <w:p>
-            <w:pPr>
-              <w:pStyle w:val="Compact"/>
-            </w:pPr>
-            <w:r>
-              <w:t xml:space="preserve">Prioritised remediation list</w:t>
-            </w:r>
-          </w:p>
-        </w:tc>
-      </w:tr>
-      <w:tr>
-        <w:tc>
-          <w:tcPr/>
-          <w:p>
-            <w:pPr>
-              <w:pStyle w:val="Compact"/>
-            </w:pPr>
-            <w:r>
-              <w:t xml:space="preserve">APO13 - Managed security (technical inputs)</w:t>
-            </w:r>
-          </w:p>
-        </w:tc>
-        <w:tc>
-          <w:tcPr/>
-          <w:p>
-            <w:pPr>
-              <w:pStyle w:val="Compact"/>
-            </w:pPr>
-            <w:r>
-              <w:t xml:space="preserve">Continuous workload telemetry + periodic evidence pack</w:t>
-            </w:r>
-          </w:p>
-        </w:tc>
-        <w:tc>
-          <w:tcPr/>
-          <w:p>
-            <w:pPr>
-              <w:pStyle w:val="Compact"/>
-            </w:pPr>
-            <w:r>
-              <w:t xml:space="preserve">Quarterly evidence bundle</w:t>
-            </w:r>
-          </w:p>
-        </w:tc>
-      </w:tr>
-      <w:tr>
-        <w:tc>
-          <w:tcPr/>
-          <w:p>
-            <w:pPr>
-              <w:pStyle w:val="Compact"/>
-            </w:pPr>
-            <w:r>
-              <w:t xml:space="preserve">MEA01.04 - Performance and conformance monitoring</w:t>
-            </w:r>
-          </w:p>
-        </w:tc>
-        <w:tc>
-          <w:tcPr/>
-          <w:p>
-            <w:pPr>
-              <w:pStyle w:val="Compact"/>
-            </w:pPr>
-            <w:r>
-              <w:t xml:space="preserve">Policy-violation log; drift evidence</w:t>
-            </w:r>
-          </w:p>
-        </w:tc>
-        <w:tc>
-          <w:tcPr/>
-          <w:p>
-            <w:pPr>
-              <w:pStyle w:val="Compact"/>
-            </w:pPr>
-            <w:r>
-              <w:t xml:space="preserve">Continuous evidence (replaces point-in-time samples)</w:t>
-            </w:r>
-          </w:p>
-        </w:tc>
-      </w:tr>
-      <w:tr>
-        <w:tc>
-          <w:tcPr/>
-          <w:p>
-            <w:pPr>
-              <w:pStyle w:val="Compact"/>
-            </w:pPr>
-            <w:r>
-              <w:t xml:space="preserve">BAI06 - Managed changes</w:t>
-            </w:r>
-          </w:p>
-        </w:tc>
-        <w:tc>
-          <w:tcPr/>
-          <w:p>
-            <w:pPr>
-              <w:pStyle w:val="Compact"/>
-            </w:pPr>
-            <w:r>
-              <w:t xml:space="preserve">Workspace change log (snapshots before/after each change)</w:t>
-            </w:r>
-          </w:p>
-        </w:tc>
-        <w:tc>
-          <w:tcPr/>
-          <w:p>
-            <w:pPr>
-              <w:pStyle w:val="Compact"/>
-            </w:pPr>
-            <w:r>
-              <w:t xml:space="preserve">Change-controlled policy workspace export</w:t>
-            </w:r>
-          </w:p>
-        </w:tc>
-      </w:tr>
-      <w:tr>
-        <w:tc>
-          <w:tcPr/>
-          <w:p>
-            <w:pPr>
-              <w:pStyle w:val="Compact"/>
-            </w:pPr>
-            <w:r>
-              <w:t xml:space="preserve">BAI10 - Managed configuration</w:t>
-            </w:r>
-          </w:p>
-        </w:tc>
-        <w:tc>
-          <w:tcPr/>
-          <w:p>
-            <w:pPr>
-              <w:pStyle w:val="Compact"/>
-            </w:pPr>
-            <w:r>
-              <w:t xml:space="preserve">Workspace baseline snapshots</w:t>
-            </w:r>
-          </w:p>
-        </w:tc>
-        <w:tc>
-          <w:tcPr/>
-          <w:p>
-            <w:pPr>
-              <w:pStyle w:val="Compact"/>
-            </w:pPr>
-            <w:r>
-              <w:t xml:space="preserve">Baseline configuration evidence</w:t>
-            </w:r>
-          </w:p>
-        </w:tc>
-      </w:tr>
-    </w:tbl>
-    <w:bookmarkEnd w:id="16"/>
-    <w:bookmarkStart w:id="17" w:name="evidence-collection-approach"/>
-    <w:p>
-      <w:pPr>
-        <w:pStyle w:val="Heading2"/>
-      </w:pPr>
-      <w:r>
-        <w:t xml:space="preserve">Evidence Collection Approach</w:t>
-      </w:r>
-    </w:p>
-    <w:p>
-      <w:pPr>
-        <w:pStyle w:val="FirstParagraph"/>
-      </w:pPr>
-      <w:r>
-        <w:t xml:space="preserve">The table below describes per-topic evidence collection - what to collect, the CSW source area, and a suggested cadence. The cadence should be tuned to the customer’s audit cycle, regulatory cadence, and risk appetite.</w:t>
-      </w:r>
-    </w:p>
-    <w:tbl>
-      <w:tblPr>
-        <w:tblStyle w:val="Table"/>
-        <w:tblW w:type="pct" w:w="5000"/>
-        <w:tblLayout w:type="fixed"/>
-        <w:tblLook w:firstRow="1" w:lastRow="0" w:firstColumn="0" w:lastColumn="0" w:noHBand="0" w:noVBand="0" w:val="0020"/>
+        <w:tblBorders>
+          <w:top w:val="single" w:sz="4" w:space="0" w:color="BFBFBF"/>
+          <w:left w:val="single" w:sz="4" w:space="0" w:color="BFBFBF"/>
+          <w:bottom w:val="single" w:sz="4" w:space="0" w:color="BFBFBF"/>
+          <w:right w:val="single" w:sz="4" w:space="0" w:color="BFBFBF"/>
+          <w:insideH w:val="single" w:sz="4" w:space="0" w:color="BFBFBF"/>
+          <w:insideV w:val="single" w:sz="4" w:space="0" w:color="BFBFBF"/>
+        </w:tblBorders>
       </w:tblPr>
       <w:tblGrid>
         <w:gridCol w:w="1980"/>
@@ -796,46 +565,70 @@
           <w:tblHeader w:val="on"/>
         </w:trPr>
         <w:tc>
-          <w:tcPr/>
-          <w:p>
-            <w:pPr>
-              <w:pStyle w:val="Compact"/>
-            </w:pPr>
-            <w:r>
-              <w:t xml:space="preserve">Topic</w:t>
-            </w:r>
-          </w:p>
-        </w:tc>
-        <w:tc>
-          <w:tcPr/>
-          <w:p>
-            <w:pPr>
-              <w:pStyle w:val="Compact"/>
-            </w:pPr>
-            <w:r>
-              <w:t xml:space="preserve">What to collect</w:t>
-            </w:r>
-          </w:p>
-        </w:tc>
-        <w:tc>
-          <w:tcPr/>
-          <w:p>
-            <w:pPr>
-              <w:pStyle w:val="Compact"/>
-            </w:pPr>
-            <w:r>
-              <w:t xml:space="preserve">CSW source</w:t>
-            </w:r>
-          </w:p>
-        </w:tc>
-        <w:tc>
-          <w:tcPr/>
-          <w:p>
-            <w:pPr>
-              <w:pStyle w:val="Compact"/>
-            </w:pPr>
-            <w:r>
-              <w:t xml:space="preserve">Suggested cadence</w:t>
+          <w:tcPr>
+            <w:shd w:val="clear" w:color="auto" w:fill="003366"/>
+          </w:tcPr>
+          <w:p>
+            <w:pPr>
+              <w:pStyle w:val="Compact"/>
+            </w:pPr>
+            <w:r>
+              <w:rPr>
+                <w:b/>
+                <w:color w:val="FFFFFF"/>
+              </w:rPr>
+              <w:t xml:space="preserve">Framework topic</w:t>
+            </w:r>
+          </w:p>
+        </w:tc>
+        <w:tc>
+          <w:tcPr>
+            <w:shd w:val="clear" w:color="auto" w:fill="003366"/>
+          </w:tcPr>
+          <w:p>
+            <w:pPr>
+              <w:pStyle w:val="Compact"/>
+            </w:pPr>
+            <w:r>
+              <w:rPr>
+                <w:b/>
+                <w:color w:val="FFFFFF"/>
+              </w:rPr>
+              <w:t xml:space="preserve">Coverage</w:t>
+            </w:r>
+          </w:p>
+        </w:tc>
+        <w:tc>
+          <w:tcPr>
+            <w:shd w:val="clear" w:color="auto" w:fill="003366"/>
+          </w:tcPr>
+          <w:p>
+            <w:pPr>
+              <w:pStyle w:val="Compact"/>
+            </w:pPr>
+            <w:r>
+              <w:rPr>
+                <w:b/>
+                <w:color w:val="FFFFFF"/>
+              </w:rPr>
+              <w:t xml:space="preserve">CSW capability</w:t>
+            </w:r>
+          </w:p>
+        </w:tc>
+        <w:tc>
+          <w:tcPr>
+            <w:shd w:val="clear" w:color="auto" w:fill="003366"/>
+          </w:tcPr>
+          <w:p>
+            <w:pPr>
+              <w:pStyle w:val="Compact"/>
+            </w:pPr>
+            <w:r>
+              <w:rPr>
+                <w:b/>
+                <w:color w:val="FFFFFF"/>
+              </w:rPr>
+              <w:t xml:space="preserve">Evidence artifact</w:t>
             </w:r>
           </w:p>
         </w:tc>
@@ -848,7 +641,24 @@
               <w:pStyle w:val="Compact"/>
             </w:pPr>
             <w:r>
-              <w:t xml:space="preserve">Workload scope inventory</w:t>
+              <w:t xml:space="preserve">DSS05.02 - Network and connectivity security</w:t>
+            </w:r>
+          </w:p>
+        </w:tc>
+        <w:tc>
+          <w:tcPr>
+            <w:shd w:val="clear" w:color="auto" w:fill="107C41"/>
+          </w:tcPr>
+          <w:p>
+            <w:pPr>
+              <w:pStyle w:val="Compact"/>
+            </w:pPr>
+            <w:r>
+              <w:rPr>
+                <w:b/>
+                <w:color w:val="FFFFFF"/>
+              </w:rPr>
+              <w:t>Direct</w:t>
             </w:r>
           </w:p>
         </w:tc>
@@ -859,7 +669,7 @@
               <w:pStyle w:val="Compact"/>
             </w:pPr>
             <w:r>
-              <w:t xml:space="preserve">Workloads in COBIT audit scope by business function</w:t>
+              <w:t xml:space="preserve">Policy workspace + workload-to-workload allowlist</w:t>
             </w:r>
           </w:p>
         </w:tc>
@@ -870,64 +680,65 @@
               <w:pStyle w:val="Compact"/>
             </w:pPr>
             <w:r>
-              <w:t xml:space="preserve">Inventory + scope membership export</w:t>
-            </w:r>
-          </w:p>
-        </w:tc>
-        <w:tc>
-          <w:tcPr/>
-          <w:p>
-            <w:pPr>
-              <w:pStyle w:val="Compact"/>
-            </w:pPr>
-            <w:r>
-              <w:t xml:space="preserve">Monthly</w:t>
+              <w:t xml:space="preserve">Workspace snapshot + observed-vs-approved flow comparison</w:t>
             </w:r>
           </w:p>
         </w:tc>
       </w:tr>
       <w:tr>
         <w:tc>
-          <w:tcPr/>
-          <w:p>
-            <w:pPr>
-              <w:pStyle w:val="Compact"/>
-            </w:pPr>
-            <w:r>
-              <w:t xml:space="preserve">Policy and change evidence</w:t>
-            </w:r>
-          </w:p>
-        </w:tc>
-        <w:tc>
-          <w:tcPr/>
-          <w:p>
-            <w:pPr>
-              <w:pStyle w:val="Compact"/>
-            </w:pPr>
-            <w:r>
-              <w:t xml:space="preserve">Workspace snapshot before/after each authorised change</w:t>
-            </w:r>
-          </w:p>
-        </w:tc>
-        <w:tc>
-          <w:tcPr/>
-          <w:p>
-            <w:pPr>
-              <w:pStyle w:val="Compact"/>
-            </w:pPr>
-            <w:r>
-              <w:t xml:space="preserve">Policy workspace export + change log</w:t>
-            </w:r>
-          </w:p>
-        </w:tc>
-        <w:tc>
-          <w:tcPr/>
-          <w:p>
-            <w:pPr>
-              <w:pStyle w:val="Compact"/>
-            </w:pPr>
-            <w:r>
-              <w:t xml:space="preserve">Per change + quarterly bundle</w:t>
+          <w:tcPr>
+            <w:shd w:val="clear" w:color="auto" w:fill="F2F2F2"/>
+          </w:tcPr>
+          <w:p>
+            <w:pPr>
+              <w:pStyle w:val="Compact"/>
+            </w:pPr>
+            <w:r>
+              <w:t xml:space="preserve">DSS05.07 - Vulnerability management</w:t>
+            </w:r>
+          </w:p>
+        </w:tc>
+        <w:tc>
+          <w:tcPr>
+            <w:shd w:val="clear" w:color="auto" w:fill="107C41"/>
+          </w:tcPr>
+          <w:p>
+            <w:pPr>
+              <w:pStyle w:val="Compact"/>
+            </w:pPr>
+            <w:r>
+              <w:rPr>
+                <w:b/>
+                <w:color w:val="FFFFFF"/>
+              </w:rPr>
+              <w:t>Direct</w:t>
+            </w:r>
+          </w:p>
+        </w:tc>
+        <w:tc>
+          <w:tcPr>
+            <w:shd w:val="clear" w:color="auto" w:fill="F2F2F2"/>
+          </w:tcPr>
+          <w:p>
+            <w:pPr>
+              <w:pStyle w:val="Compact"/>
+            </w:pPr>
+            <w:r>
+              <w:t xml:space="preserve">Reachability-weighted CVE evidence</w:t>
+            </w:r>
+          </w:p>
+        </w:tc>
+        <w:tc>
+          <w:tcPr>
+            <w:shd w:val="clear" w:color="auto" w:fill="F2F2F2"/>
+          </w:tcPr>
+          <w:p>
+            <w:pPr>
+              <w:pStyle w:val="Compact"/>
+            </w:pPr>
+            <w:r>
+              <w:t xml:space="preserve">Prioritised remediation list</w:t>
             </w:r>
           </w:p>
         </w:tc>
@@ -940,7 +751,24 @@
               <w:pStyle w:val="Compact"/>
             </w:pPr>
             <w:r>
-              <w:t xml:space="preserve">Conformance monitoring evidence</w:t>
+              <w:t xml:space="preserve">APO13 - Managed security (technical inputs)</w:t>
+            </w:r>
+          </w:p>
+        </w:tc>
+        <w:tc>
+          <w:tcPr>
+            <w:shd w:val="clear" w:color="auto" w:fill="107C41"/>
+          </w:tcPr>
+          <w:p>
+            <w:pPr>
+              <w:pStyle w:val="Compact"/>
+            </w:pPr>
+            <w:r>
+              <w:rPr>
+                <w:b/>
+                <w:color w:val="FFFFFF"/>
+              </w:rPr>
+              <w:t>Direct</w:t>
             </w:r>
           </w:p>
         </w:tc>
@@ -951,7 +779,7 @@
               <w:pStyle w:val="Compact"/>
             </w:pPr>
             <w:r>
-              <w:t xml:space="preserve">Continuous policy-violation and drift evidence</w:t>
+              <w:t xml:space="preserve">Continuous workload telemetry + periodic evidence pack</w:t>
             </w:r>
           </w:p>
         </w:tc>
@@ -962,64 +790,65 @@
               <w:pStyle w:val="Compact"/>
             </w:pPr>
             <w:r>
-              <w:t xml:space="preserve">Policy analysis output</w:t>
-            </w:r>
-          </w:p>
-        </w:tc>
-        <w:tc>
-          <w:tcPr/>
-          <w:p>
-            <w:pPr>
-              <w:pStyle w:val="Compact"/>
-            </w:pPr>
-            <w:r>
-              <w:t xml:space="preserve">Continuous; reviewed quarterly</w:t>
+              <w:t xml:space="preserve">Quarterly evidence bundle</w:t>
             </w:r>
           </w:p>
         </w:tc>
       </w:tr>
       <w:tr>
         <w:tc>
-          <w:tcPr/>
-          <w:p>
-            <w:pPr>
-              <w:pStyle w:val="Compact"/>
-            </w:pPr>
-            <w:r>
-              <w:t xml:space="preserve">Vulnerability + reachability</w:t>
-            </w:r>
-          </w:p>
-        </w:tc>
-        <w:tc>
-          <w:tcPr/>
-          <w:p>
-            <w:pPr>
-              <w:pStyle w:val="Compact"/>
-            </w:pPr>
-            <w:r>
-              <w:t xml:space="preserve">CVE list weighted by reach across in-scope workloads</w:t>
-            </w:r>
-          </w:p>
-        </w:tc>
-        <w:tc>
-          <w:tcPr/>
-          <w:p>
-            <w:pPr>
-              <w:pStyle w:val="Compact"/>
-            </w:pPr>
-            <w:r>
-              <w:t xml:space="preserve">Vulnerability report scoped to COBIT-2019</w:t>
-            </w:r>
-          </w:p>
-        </w:tc>
-        <w:tc>
-          <w:tcPr/>
-          <w:p>
-            <w:pPr>
-              <w:pStyle w:val="Compact"/>
-            </w:pPr>
-            <w:r>
-              <w:t xml:space="preserve">Monthly</w:t>
+          <w:tcPr>
+            <w:shd w:val="clear" w:color="auto" w:fill="F2F2F2"/>
+          </w:tcPr>
+          <w:p>
+            <w:pPr>
+              <w:pStyle w:val="Compact"/>
+            </w:pPr>
+            <w:r>
+              <w:t xml:space="preserve">MEA01.04 - Performance and conformance monitoring</w:t>
+            </w:r>
+          </w:p>
+        </w:tc>
+        <w:tc>
+          <w:tcPr>
+            <w:shd w:val="clear" w:color="auto" w:fill="107C41"/>
+          </w:tcPr>
+          <w:p>
+            <w:pPr>
+              <w:pStyle w:val="Compact"/>
+            </w:pPr>
+            <w:r>
+              <w:rPr>
+                <w:b/>
+                <w:color w:val="FFFFFF"/>
+              </w:rPr>
+              <w:t>Direct</w:t>
+            </w:r>
+          </w:p>
+        </w:tc>
+        <w:tc>
+          <w:tcPr>
+            <w:shd w:val="clear" w:color="auto" w:fill="F2F2F2"/>
+          </w:tcPr>
+          <w:p>
+            <w:pPr>
+              <w:pStyle w:val="Compact"/>
+            </w:pPr>
+            <w:r>
+              <w:t xml:space="preserve">Policy-violation log; drift evidence</w:t>
+            </w:r>
+          </w:p>
+        </w:tc>
+        <w:tc>
+          <w:tcPr>
+            <w:shd w:val="clear" w:color="auto" w:fill="F2F2F2"/>
+          </w:tcPr>
+          <w:p>
+            <w:pPr>
+              <w:pStyle w:val="Compact"/>
+            </w:pPr>
+            <w:r>
+              <w:t xml:space="preserve">Continuous evidence (replaces point-in-time samples)</w:t>
             </w:r>
           </w:p>
         </w:tc>
@@ -1032,7 +861,24 @@
               <w:pStyle w:val="Compact"/>
             </w:pPr>
             <w:r>
-              <w:t xml:space="preserve">Management review pack</w:t>
+              <w:t xml:space="preserve">BAI06 - Managed changes</w:t>
+            </w:r>
+          </w:p>
+        </w:tc>
+        <w:tc>
+          <w:tcPr>
+            <w:shd w:val="clear" w:color="auto" w:fill="107C41"/>
+          </w:tcPr>
+          <w:p>
+            <w:pPr>
+              <w:pStyle w:val="Compact"/>
+            </w:pPr>
+            <w:r>
+              <w:rPr>
+                <w:b/>
+                <w:color w:val="FFFFFF"/>
+              </w:rPr>
+              <w:t>Direct</w:t>
             </w:r>
           </w:p>
         </w:tc>
@@ -1043,7 +889,7 @@
               <w:pStyle w:val="Compact"/>
             </w:pPr>
             <w:r>
-              <w:t xml:space="preserve">Aggregated quarterly evidence bundle</w:t>
+              <w:t xml:space="preserve">Workspace change log (snapshots before/after each change)</w:t>
             </w:r>
           </w:p>
         </w:tc>
@@ -1054,25 +900,431 @@
               <w:pStyle w:val="Compact"/>
             </w:pPr>
             <w:r>
-              <w:t xml:space="preserve">Inventory + workspace + policy violation + vulnerability extracts</w:t>
-            </w:r>
-          </w:p>
-        </w:tc>
-        <w:tc>
-          <w:tcPr/>
-          <w:p>
-            <w:pPr>
-              <w:pStyle w:val="Compact"/>
-            </w:pPr>
-            <w:r>
-              <w:t xml:space="preserve">Quarterly</w:t>
+              <w:t xml:space="preserve">Change-controlled policy workspace export</w:t>
+            </w:r>
+          </w:p>
+        </w:tc>
+      </w:tr>
+      <w:tr>
+        <w:tc>
+          <w:tcPr>
+            <w:shd w:val="clear" w:color="auto" w:fill="F2F2F2"/>
+          </w:tcPr>
+          <w:p>
+            <w:pPr>
+              <w:pStyle w:val="Compact"/>
+            </w:pPr>
+            <w:r>
+              <w:t xml:space="preserve">BAI10 - Managed configuration</w:t>
+            </w:r>
+          </w:p>
+        </w:tc>
+        <w:tc>
+          <w:tcPr>
+            <w:shd w:val="clear" w:color="auto" w:fill="107C41"/>
+          </w:tcPr>
+          <w:p>
+            <w:pPr>
+              <w:pStyle w:val="Compact"/>
+            </w:pPr>
+            <w:r>
+              <w:rPr>
+                <w:b/>
+                <w:color w:val="FFFFFF"/>
+              </w:rPr>
+              <w:t>Direct</w:t>
+            </w:r>
+          </w:p>
+        </w:tc>
+        <w:tc>
+          <w:tcPr>
+            <w:shd w:val="clear" w:color="auto" w:fill="F2F2F2"/>
+          </w:tcPr>
+          <w:p>
+            <w:pPr>
+              <w:pStyle w:val="Compact"/>
+            </w:pPr>
+            <w:r>
+              <w:t xml:space="preserve">Workspace baseline snapshots</w:t>
+            </w:r>
+          </w:p>
+        </w:tc>
+        <w:tc>
+          <w:tcPr>
+            <w:shd w:val="clear" w:color="auto" w:fill="F2F2F2"/>
+          </w:tcPr>
+          <w:p>
+            <w:pPr>
+              <w:pStyle w:val="Compact"/>
+            </w:pPr>
+            <w:r>
+              <w:t xml:space="preserve">Baseline configuration evidence</w:t>
             </w:r>
           </w:p>
         </w:tc>
       </w:tr>
     </w:tbl>
     <w:bookmarkEnd w:id="17"/>
-    <w:bookmarkStart w:id="18" w:name="pov-workshop-approach"/>
+    <w:bookmarkStart w:id="18" w:name="evidence-collection-approach"/>
+    <w:p>
+      <w:pPr>
+        <w:pStyle w:val="Heading2"/>
+      </w:pPr>
+      <w:r>
+        <w:t xml:space="preserve">Evidence Collection Approach</w:t>
+      </w:r>
+    </w:p>
+    <w:p>
+      <w:pPr>
+        <w:pStyle w:val="FirstParagraph"/>
+      </w:pPr>
+      <w:r>
+        <w:t xml:space="preserve">The table below describes per-topic evidence collection - what to collect, the CSW source area, and a suggested cadence. The cadence should be tuned to the customer’s audit cycle, regulatory cadence, and risk appetite.</w:t>
+      </w:r>
+    </w:p>
+    <w:tbl>
+      <w:tblPr>
+        <w:tblStyle w:val="Table"/>
+        <w:tblW w:type="pct" w:w="5000"/>
+        <w:tblLayout w:type="fixed"/>
+        <w:tblLook w:firstRow="1" w:lastRow="0" w:firstColumn="0" w:lastColumn="0" w:noHBand="0" w:noVBand="0" w:val="0020"/>
+        <w:tblBorders>
+          <w:top w:val="single" w:sz="4" w:space="0" w:color="BFBFBF"/>
+          <w:left w:val="single" w:sz="4" w:space="0" w:color="BFBFBF"/>
+          <w:bottom w:val="single" w:sz="4" w:space="0" w:color="BFBFBF"/>
+          <w:right w:val="single" w:sz="4" w:space="0" w:color="BFBFBF"/>
+          <w:insideH w:val="single" w:sz="4" w:space="0" w:color="BFBFBF"/>
+          <w:insideV w:val="single" w:sz="4" w:space="0" w:color="BFBFBF"/>
+        </w:tblBorders>
+      </w:tblPr>
+      <w:tblGrid>
+        <w:gridCol w:w="1980"/>
+        <w:gridCol w:w="1980"/>
+        <w:gridCol w:w="1980"/>
+        <w:gridCol w:w="1980"/>
+      </w:tblGrid>
+      <w:tr>
+        <w:trPr>
+          <w:tblHeader w:val="on"/>
+        </w:trPr>
+        <w:tc>
+          <w:tcPr>
+            <w:shd w:val="clear" w:color="auto" w:fill="003366"/>
+          </w:tcPr>
+          <w:p>
+            <w:pPr>
+              <w:pStyle w:val="Compact"/>
+            </w:pPr>
+            <w:r>
+              <w:rPr>
+                <w:b/>
+                <w:color w:val="FFFFFF"/>
+              </w:rPr>
+              <w:t xml:space="preserve">Topic</w:t>
+            </w:r>
+          </w:p>
+        </w:tc>
+        <w:tc>
+          <w:tcPr>
+            <w:shd w:val="clear" w:color="auto" w:fill="003366"/>
+          </w:tcPr>
+          <w:p>
+            <w:pPr>
+              <w:pStyle w:val="Compact"/>
+            </w:pPr>
+            <w:r>
+              <w:rPr>
+                <w:b/>
+                <w:color w:val="FFFFFF"/>
+              </w:rPr>
+              <w:t xml:space="preserve">What to collect</w:t>
+            </w:r>
+          </w:p>
+        </w:tc>
+        <w:tc>
+          <w:tcPr>
+            <w:shd w:val="clear" w:color="auto" w:fill="003366"/>
+          </w:tcPr>
+          <w:p>
+            <w:pPr>
+              <w:pStyle w:val="Compact"/>
+            </w:pPr>
+            <w:r>
+              <w:rPr>
+                <w:b/>
+                <w:color w:val="FFFFFF"/>
+              </w:rPr>
+              <w:t xml:space="preserve">CSW source</w:t>
+            </w:r>
+          </w:p>
+        </w:tc>
+        <w:tc>
+          <w:tcPr>
+            <w:shd w:val="clear" w:color="auto" w:fill="003366"/>
+          </w:tcPr>
+          <w:p>
+            <w:pPr>
+              <w:pStyle w:val="Compact"/>
+            </w:pPr>
+            <w:r>
+              <w:rPr>
+                <w:b/>
+                <w:color w:val="FFFFFF"/>
+              </w:rPr>
+              <w:t xml:space="preserve">Suggested cadence</w:t>
+            </w:r>
+          </w:p>
+        </w:tc>
+      </w:tr>
+      <w:tr>
+        <w:tc>
+          <w:tcPr/>
+          <w:p>
+            <w:pPr>
+              <w:pStyle w:val="Compact"/>
+            </w:pPr>
+            <w:r>
+              <w:t xml:space="preserve">Workload scope inventory</w:t>
+            </w:r>
+          </w:p>
+        </w:tc>
+        <w:tc>
+          <w:tcPr/>
+          <w:p>
+            <w:pPr>
+              <w:pStyle w:val="Compact"/>
+            </w:pPr>
+            <w:r>
+              <w:t xml:space="preserve">Workloads in COBIT audit scope by business function</w:t>
+            </w:r>
+          </w:p>
+        </w:tc>
+        <w:tc>
+          <w:tcPr/>
+          <w:p>
+            <w:pPr>
+              <w:pStyle w:val="Compact"/>
+            </w:pPr>
+            <w:r>
+              <w:t xml:space="preserve">Inventory + scope membership export</w:t>
+            </w:r>
+          </w:p>
+        </w:tc>
+        <w:tc>
+          <w:tcPr/>
+          <w:p>
+            <w:pPr>
+              <w:pStyle w:val="Compact"/>
+            </w:pPr>
+            <w:r>
+              <w:t xml:space="preserve">Monthly</w:t>
+            </w:r>
+          </w:p>
+        </w:tc>
+      </w:tr>
+      <w:tr>
+        <w:tc>
+          <w:tcPr>
+            <w:shd w:val="clear" w:color="auto" w:fill="F2F2F2"/>
+          </w:tcPr>
+          <w:p>
+            <w:pPr>
+              <w:pStyle w:val="Compact"/>
+            </w:pPr>
+            <w:r>
+              <w:t xml:space="preserve">Policy and change evidence</w:t>
+            </w:r>
+          </w:p>
+        </w:tc>
+        <w:tc>
+          <w:tcPr>
+            <w:shd w:val="clear" w:color="auto" w:fill="F2F2F2"/>
+          </w:tcPr>
+          <w:p>
+            <w:pPr>
+              <w:pStyle w:val="Compact"/>
+            </w:pPr>
+            <w:r>
+              <w:t xml:space="preserve">Workspace snapshot before/after each authorised change</w:t>
+            </w:r>
+          </w:p>
+        </w:tc>
+        <w:tc>
+          <w:tcPr>
+            <w:shd w:val="clear" w:color="auto" w:fill="F2F2F2"/>
+          </w:tcPr>
+          <w:p>
+            <w:pPr>
+              <w:pStyle w:val="Compact"/>
+            </w:pPr>
+            <w:r>
+              <w:t xml:space="preserve">Policy workspace export + change log</w:t>
+            </w:r>
+          </w:p>
+        </w:tc>
+        <w:tc>
+          <w:tcPr>
+            <w:shd w:val="clear" w:color="auto" w:fill="F2F2F2"/>
+          </w:tcPr>
+          <w:p>
+            <w:pPr>
+              <w:pStyle w:val="Compact"/>
+            </w:pPr>
+            <w:r>
+              <w:t xml:space="preserve">Per change + quarterly bundle</w:t>
+            </w:r>
+          </w:p>
+        </w:tc>
+      </w:tr>
+      <w:tr>
+        <w:tc>
+          <w:tcPr/>
+          <w:p>
+            <w:pPr>
+              <w:pStyle w:val="Compact"/>
+            </w:pPr>
+            <w:r>
+              <w:t xml:space="preserve">Conformance monitoring evidence</w:t>
+            </w:r>
+          </w:p>
+        </w:tc>
+        <w:tc>
+          <w:tcPr/>
+          <w:p>
+            <w:pPr>
+              <w:pStyle w:val="Compact"/>
+            </w:pPr>
+            <w:r>
+              <w:t xml:space="preserve">Continuous policy-violation and drift evidence</w:t>
+            </w:r>
+          </w:p>
+        </w:tc>
+        <w:tc>
+          <w:tcPr/>
+          <w:p>
+            <w:pPr>
+              <w:pStyle w:val="Compact"/>
+            </w:pPr>
+            <w:r>
+              <w:t xml:space="preserve">Policy analysis output</w:t>
+            </w:r>
+          </w:p>
+        </w:tc>
+        <w:tc>
+          <w:tcPr/>
+          <w:p>
+            <w:pPr>
+              <w:pStyle w:val="Compact"/>
+            </w:pPr>
+            <w:r>
+              <w:t xml:space="preserve">Continuous; reviewed quarterly</w:t>
+            </w:r>
+          </w:p>
+        </w:tc>
+      </w:tr>
+      <w:tr>
+        <w:tc>
+          <w:tcPr>
+            <w:shd w:val="clear" w:color="auto" w:fill="F2F2F2"/>
+          </w:tcPr>
+          <w:p>
+            <w:pPr>
+              <w:pStyle w:val="Compact"/>
+            </w:pPr>
+            <w:r>
+              <w:t xml:space="preserve">Vulnerability + reachability</w:t>
+            </w:r>
+          </w:p>
+        </w:tc>
+        <w:tc>
+          <w:tcPr>
+            <w:shd w:val="clear" w:color="auto" w:fill="F2F2F2"/>
+          </w:tcPr>
+          <w:p>
+            <w:pPr>
+              <w:pStyle w:val="Compact"/>
+            </w:pPr>
+            <w:r>
+              <w:t xml:space="preserve">CVE list weighted by reach across in-scope workloads</w:t>
+            </w:r>
+          </w:p>
+        </w:tc>
+        <w:tc>
+          <w:tcPr>
+            <w:shd w:val="clear" w:color="auto" w:fill="F2F2F2"/>
+          </w:tcPr>
+          <w:p>
+            <w:pPr>
+              <w:pStyle w:val="Compact"/>
+            </w:pPr>
+            <w:r>
+              <w:t xml:space="preserve">Vulnerability report scoped to COBIT-2019</w:t>
+            </w:r>
+          </w:p>
+        </w:tc>
+        <w:tc>
+          <w:tcPr>
+            <w:shd w:val="clear" w:color="auto" w:fill="F2F2F2"/>
+          </w:tcPr>
+          <w:p>
+            <w:pPr>
+              <w:pStyle w:val="Compact"/>
+            </w:pPr>
+            <w:r>
+              <w:t xml:space="preserve">Monthly</w:t>
+            </w:r>
+          </w:p>
+        </w:tc>
+      </w:tr>
+      <w:tr>
+        <w:tc>
+          <w:tcPr/>
+          <w:p>
+            <w:pPr>
+              <w:pStyle w:val="Compact"/>
+            </w:pPr>
+            <w:r>
+              <w:t xml:space="preserve">Management review pack</w:t>
+            </w:r>
+          </w:p>
+        </w:tc>
+        <w:tc>
+          <w:tcPr/>
+          <w:p>
+            <w:pPr>
+              <w:pStyle w:val="Compact"/>
+            </w:pPr>
+            <w:r>
+              <w:t xml:space="preserve">Aggregated quarterly evidence bundle</w:t>
+            </w:r>
+          </w:p>
+        </w:tc>
+        <w:tc>
+          <w:tcPr/>
+          <w:p>
+            <w:pPr>
+              <w:pStyle w:val="Compact"/>
+            </w:pPr>
+            <w:r>
+              <w:t xml:space="preserve">Inventory + workspace + policy violation + vulnerability extracts</w:t>
+            </w:r>
+          </w:p>
+        </w:tc>
+        <w:tc>
+          <w:tcPr/>
+          <w:p>
+            <w:pPr>
+              <w:pStyle w:val="Compact"/>
+            </w:pPr>
+            <w:r>
+              <w:t xml:space="preserve">Quarterly</w:t>
+            </w:r>
+          </w:p>
+        </w:tc>
+      </w:tr>
+    </w:tbl>
+    <w:bookmarkEnd w:id="18"/>
+    <w:bookmarkStart w:id="19" w:name="pov-workshop-approach"/>
     <w:p>
       <w:pPr>
         <w:pStyle w:val="Heading2"/>
@@ -1234,8 +1486,8 @@
         <w:t xml:space="preserve">Package inventory, scope, flows, policy, exceptions, and known gaps as the evidence output. Cross-reference this report’s evidence collection table with the customer’s existing audit work-papers.</w:t>
       </w:r>
     </w:p>
-    <w:bookmarkEnd w:id="18"/>
-    <w:bookmarkStart w:id="19" w:name="boundaries-and-complementary-controls"/>
+    <w:bookmarkEnd w:id="19"/>
+    <w:bookmarkStart w:id="20" w:name="boundaries-and-complementary-controls"/>
     <w:p>
       <w:pPr>
         <w:pStyle w:val="Heading2"/>
@@ -1252,8 +1504,8 @@
         <w:t xml:space="preserve">CSW does not replace COBIT governance design, design-factor analysis, goals cascade, process ownership, risk appetite decisions, enterprise metrics ownership, audit judgement, or GRC workflow.</w:t>
       </w:r>
     </w:p>
-    <w:bookmarkEnd w:id="19"/>
-    <w:bookmarkStart w:id="20" w:name="assessor-auditor-caveat"/>
+    <w:bookmarkEnd w:id="20"/>
+    <w:bookmarkStart w:id="21" w:name="assessor-auditor-caveat"/>
     <w:p>
       <w:pPr>
         <w:pStyle w:val="Heading2"/>
@@ -1270,8 +1522,8 @@
         <w:t xml:space="preserve">CSW provides technical evidence inputs. The customer’s qualified assessor, auditor, certifying body, or regulator determines compliance status. Validate all framework-topic mappings, control IDs, paragraph references, and section numbers in this report against the current official framework text. If the customer is being assessed against a version other than the one referenced in the framework version note above, revalidate before use.</w:t>
       </w:r>
     </w:p>
-    <w:bookmarkEnd w:id="20"/>
-    <w:bookmarkStart w:id="21" w:name="disclaimer"/>
+    <w:bookmarkEnd w:id="21"/>
+    <w:bookmarkStart w:id="22" w:name="disclaimer"/>
     <w:p>
       <w:pPr>
         <w:pStyle w:val="Heading2"/>
@@ -1288,8 +1540,8 @@
         <w:t xml:space="preserve">This report is for informational and planning purposes. It is not legal, regulatory, audit, or certification advice. Validate all mappings against the current official framework text, the customer’s environment, and qualified compliance, legal, and audit professionals.</w:t>
       </w:r>
     </w:p>
-    <w:bookmarkEnd w:id="21"/>
     <w:bookmarkEnd w:id="22"/>
+    <w:bookmarkEnd w:id="23"/>
     <w:sectPr>
       <w:footnotePr>
         <w:numRestart w:val="eachSect"/>

--- a/COBIT-2019/CSW-COBIT-Compliance-Report.docx
+++ b/COBIT-2019/CSW-COBIT-Compliance-Report.docx
@@ -150,13 +150,13 @@
         <w:t xml:space="preserve"> </w:t>
       </w:r>
       <w:r>
-        <w:t xml:space="preserve">they produce. The technical runbook (</w:t>
+        <w:t xml:space="preserve">they produce. The reference design (</w:t>
       </w:r>
       <w:r>
         <w:rPr>
           <w:rStyle w:val="VerbatimChar"/>
         </w:rPr>
-        <w:t xml:space="preserve">CSW-COBIT-2019-Technical-Runbook.md</w:t>
+        <w:t xml:space="preserve">CSW-COBIT-2019-Technical-Reference design.md</w:t>
       </w:r>
       <w:r>
         <w:t xml:space="preserve">) in this folder contains the deeper engineering detail.</w:t>
